--- a/az/discovery-articles/7.3 Batareya texnologiyası.docx
+++ b/az/discovery-articles/7.3 Batareya texnologiyası.docx
@@ -4,586 +4,387 @@
   <w:body>
     <w:p>
       <w:pPr>
-        <w:keepNext/>
-        <w:spacing w:before="280" w:after="120"/>
+        <w:pStyle w:val="Title"/>
+        <w:widowControl/>
       </w:pPr>
       <w:r>
-        <w:rPr>
-          <w:rFonts w:ascii="Calibri" w:hAnsi="Calibri" w:eastAsia="Calibri"/>
-          <w:b/>
-          <w:i w:val="0"/>
-          <w:color w:val="004E8C"/>
-          <w:sz w:val="44"/>
-        </w:rPr>
         <w:t>7.3 Batareya texnologiyası</w:t>
       </w:r>
     </w:p>
     <w:p>
       <w:pPr>
-        <w:spacing w:after="80"/>
+        <w:keepNext/>
+        <w:widowControl/>
       </w:pPr>
       <w:r>
         <w:rPr>
-          <w:rFonts w:ascii="Calibri" w:hAnsi="Calibri" w:eastAsia="Calibri"/>
-          <w:b w:val="0"/>
-          <w:i/>
-          <w:color w:val="505050"/>
-          <w:sz w:val="22"/>
+          <w:sz w:val="20"/>
         </w:rPr>
-        <w:t>7. Yeni və transformativ texnologiyalar</w:t>
-      </w:r>
-    </w:p>
-    <w:p>
-      <w:pPr>
-        <w:spacing w:after="200"/>
-      </w:pPr>
-      <w:r>
-        <w:rPr>
-          <w:rFonts w:ascii="Calibri" w:hAnsi="Calibri" w:eastAsia="Calibri"/>
-          <w:b w:val="0"/>
-          <w:i/>
-          <w:sz w:val="22"/>
-        </w:rPr>
-        <w:t>Dövr: 1800-cü il (Voltanın sütunu); 1991-ci il (Sony-nin ilk kommersiya litium-ion batareyası) | Əsas simalar: Alessandro Volta; Con Qudenaf, M. Stenli Uittinqem, Akira Yoşino (2019-cu il Nobel mükafatı)</w:t>
-      </w:r>
-    </w:p>
-    <w:p>
-      <w:pPr>
-        <w:spacing w:after="160" w:line="276" w:lineRule="auto"/>
-      </w:pPr>
-      <w:r>
-        <w:rPr>
-          <w:rFonts w:ascii="Calibri" w:hAnsi="Calibri" w:eastAsia="Calibri"/>
-          <w:b w:val="0"/>
-          <w:i w:val="0"/>
-          <w:sz w:val="22"/>
-        </w:rPr>
-        <w:t>Batareya kimyəvi enerjini saxlayır və onu elektrik cərəyanı şəklində buraxır. 1990-cı illərdə kommersiyalaşdırılan litium-ion elementləri yüngül, təkrar doldurulan enerji mənbəyini daşınan cihazlar, getdikcə daha çox isə avtomobillər üçün adi hala çevirdi.</w:t>
+        <w:t>7 Yeni və dəyişdirici texnologiyalar</w:t>
       </w:r>
     </w:p>
     <w:p>
       <w:pPr>
         <w:keepNext/>
-        <w:spacing w:before="240" w:after="120"/>
+        <w:widowControl/>
       </w:pPr>
       <w:r>
         <w:rPr>
-          <w:rFonts w:ascii="Calibri" w:hAnsi="Calibri" w:eastAsia="Calibri"/>
-          <w:b/>
-          <w:i w:val="0"/>
-          <w:color w:val="004E8C"/>
-          <w:sz w:val="28"/>
+          <w:sz w:val="20"/>
         </w:rPr>
-        <w:t>Əsas faktlar</w:t>
+        <w:t>Dövr: 1800 (Volta sütunu); 1991 (Sony-nin ilk kommersiya litium-ion batareyası) | Əsas şəxslər: Alessandro Volta; Con Qudenaf, M. Stenli Uittinqem və Akira Yoşino (2019-cu il Nobel mükafatı)</w:t>
+      </w:r>
+    </w:p>
+    <w:p>
+      <w:pPr>
+        <w:widowControl/>
+      </w:pPr>
+      <w:r>
+        <w:t>Batareya kimyəvi enerjini saxlayır və elektrik cərəyanı kimi verir. 1990-cı illərdə satışa çıxarılan litium-ion elementlər daşınan cihazlarda, getdikcə isə avtomobillərdə yüngül, təkrar doldurulan enerji mənbəyini adi hala gətirdi.</w:t>
+      </w:r>
+    </w:p>
+    <w:p>
+      <w:pPr>
+        <w:pStyle w:val="Heading1"/>
+        <w:widowControl/>
+      </w:pPr>
+      <w:r>
+        <w:t>Əsas məlumatlar</w:t>
       </w:r>
     </w:p>
     <w:p>
       <w:pPr>
         <w:pStyle w:val="ListBullet"/>
+        <w:widowControl/>
       </w:pPr>
       <w:r>
-        <w:rPr>
-          <w:rFonts w:ascii="Calibri" w:hAnsi="Calibri" w:eastAsia="Calibri"/>
-          <w:b w:val="0"/>
-          <w:i w:val="0"/>
-          <w:sz w:val="22"/>
-        </w:rPr>
-        <w:t>Alessandro Voltanın 1800-cü ildə yaratdığı sütun ilk həqiqi batareya idi</w:t>
+        <w:t>Alessandro Voltanın 1800-cü il sütunu ilk həqiqi batareya idi.</w:t>
       </w:r>
     </w:p>
     <w:p>
       <w:pPr>
         <w:pStyle w:val="ListBullet"/>
+        <w:widowControl/>
       </w:pPr>
       <w:r>
-        <w:rPr>
-          <w:rFonts w:ascii="Calibri" w:hAnsi="Calibri" w:eastAsia="Calibri"/>
-          <w:b w:val="0"/>
-          <w:i w:val="0"/>
-          <w:sz w:val="22"/>
-        </w:rPr>
-        <w:t>Qaston Plante 1859-cu ildə bu gün də avtomobillərdə işlədilən qurğuşun-turşu batareyasını ixtira etdi</w:t>
+        <w:t>Qaston Plante 1859-cu ildə qurğuşun-turşu akkumulyatorunu icad etdi; bu tip hələ də avtomobillərdə işlənir.</w:t>
       </w:r>
     </w:p>
     <w:p>
       <w:pPr>
         <w:pStyle w:val="ListBullet"/>
+        <w:widowControl/>
       </w:pPr>
       <w:r>
-        <w:rPr>
-          <w:rFonts w:ascii="Calibri" w:hAnsi="Calibri" w:eastAsia="Calibri"/>
-          <w:b w:val="0"/>
-          <w:i w:val="0"/>
-          <w:sz w:val="22"/>
-        </w:rPr>
-        <w:t>Uittinqem, Qudenaf və Yoşino litium-ion kimyasının əsasını yaratdılar</w:t>
+        <w:t>Uittinqem, Qudenaf və Yoşino litium-ion batareyalarının kimyəvi əsaslarını inkişaf etdirdilər.</w:t>
       </w:r>
     </w:p>
     <w:p>
       <w:pPr>
         <w:pStyle w:val="ListBullet"/>
+        <w:widowControl/>
       </w:pPr>
       <w:r>
-        <w:rPr>
-          <w:rFonts w:ascii="Calibri" w:hAnsi="Calibri" w:eastAsia="Calibri"/>
-          <w:b w:val="0"/>
-          <w:i w:val="0"/>
-          <w:sz w:val="22"/>
-        </w:rPr>
-        <w:t>Sony 1991-ci ildə litium-ion batareyasını kommersiyalaşdırdı</w:t>
+        <w:t>Sony litium-ion batareyasını 1991-ci ildə kommersiyalaşdırdı.</w:t>
       </w:r>
     </w:p>
     <w:p>
       <w:pPr>
         <w:pStyle w:val="ListBullet"/>
+        <w:widowControl/>
       </w:pPr>
       <w:r>
-        <w:rPr>
-          <w:rFonts w:ascii="Calibri" w:hAnsi="Calibri" w:eastAsia="Calibri"/>
-          <w:b w:val="0"/>
-          <w:i w:val="0"/>
-          <w:sz w:val="22"/>
-        </w:rPr>
-        <w:t>Hər kiloqrama düşən enerji miqdarını göstərən enerji sıxlığı bu sahədə əsas rəqabət göstəricisidir</w:t>
+        <w:t>Əsas yarış enerji sıxlığını — hər kiloqramda saxlanan enerjini artırmaqdır.</w:t>
       </w:r>
     </w:p>
     <w:p>
       <w:pPr>
-        <w:keepNext/>
-        <w:spacing w:before="240" w:after="120"/>
+        <w:pStyle w:val="Heading1"/>
+        <w:widowControl/>
       </w:pPr>
       <w:r>
-        <w:rPr>
-          <w:rFonts w:ascii="Calibri" w:hAnsi="Calibri" w:eastAsia="Calibri"/>
-          <w:b/>
-          <w:i w:val="0"/>
-          <w:color w:val="004E8C"/>
-          <w:sz w:val="28"/>
-        </w:rPr>
         <w:t>Bu nədir</w:t>
       </w:r>
     </w:p>
     <w:p>
       <w:pPr>
-        <w:spacing w:after="160" w:line="276" w:lineRule="auto"/>
+        <w:widowControl/>
       </w:pPr>
       <w:r>
-        <w:rPr>
-          <w:rFonts w:ascii="Calibri" w:hAnsi="Calibri" w:eastAsia="Calibri"/>
-          <w:b w:val="0"/>
-          <w:i w:val="0"/>
-          <w:sz w:val="22"/>
-        </w:rPr>
-        <w:t>Batareya elektronları xarici dövrə boyunca hərəkət etdirən kimyəvi reaksiyaların bir qurğuda birləşdirilməsidir. Hər elementdə müsbət elektrod, mənfi elektrod və ionların hərəkət edə bildiyi mühit — elektrolit var. Təkrar doldurulan batareyaya cərəyan verildikdə reaksiyalar əks istiqamətdə gedir. Enerji sıxlığı hər kiloqramda və ya litrdə nə qədər enerji saxlandığını göstərir. Telefonun bir gün işləməsi və ya avtomobilin 400 kilometr yol getməsi məhz bu göstəricidən asılıdır.</w:t>
+        <w:t>Batareyadakı kimyəvi reaksiyalar elektronları xarici dövrədə hərəkətə gətirir. Elementdə müsbət və mənfi elektrod, həmçinin ionların — elektrik yüklü zərrəciklərin hərəkət etdiyi elektrolit olur. Təkrar doldurulan batareyada cərəyan verildikdə reaksiyalar əks istiqamətdə gedir. Enerji sıxlığı hər kiloqram və ya litrdə saxlanan enerji miqdarıdır. Bu göstərici telefonun bir gün işləməsinə və ya avtomobilin 400 kilometr getməsinə təsir edir.</w:t>
       </w:r>
     </w:p>
     <w:p>
       <w:pPr>
-        <w:keepNext/>
-        <w:spacing w:before="240" w:after="120"/>
+        <w:pStyle w:val="Heading1"/>
+        <w:widowControl/>
       </w:pPr>
       <w:r>
-        <w:rPr>
-          <w:rFonts w:ascii="Calibri" w:hAnsi="Calibri" w:eastAsia="Calibri"/>
-          <w:b/>
-          <w:i w:val="0"/>
-          <w:color w:val="004E8C"/>
-          <w:sz w:val="28"/>
-        </w:rPr>
-        <w:t>Onu kim kəşf və ya ixtira edib</w:t>
+        <w:t>Kim kəşf edib və ya yaradıb</w:t>
       </w:r>
     </w:p>
     <w:p>
       <w:pPr>
-        <w:spacing w:after="160" w:line="276" w:lineRule="auto"/>
+        <w:widowControl/>
       </w:pPr>
       <w:r>
-        <w:rPr>
-          <w:rFonts w:ascii="Calibri" w:hAnsi="Calibri" w:eastAsia="Calibri"/>
-          <w:b w:val="0"/>
-          <w:i w:val="0"/>
-          <w:sz w:val="22"/>
-        </w:rPr>
-        <w:t>Alessandro Volta 1800-cü ildə volta sütununu təqdim etdi. Qaston Plantenin 1859-cu ildə yaratdığı qurğuşun-turşu batareyası avtomobillərin işəsalma batareyasına çevrildi. Daşınan cihazlar üçün əsas sıçrayış litium-ion texnologiyası idi: Stenli Uittinqem, Con Qudenaf və Akira Yoşino kimyəvi tərkibin inkişafında həlledici addımlar atdılar və 2019-cu ildə Nobel mükafatını bölüşdülər. Sony 1991-ci ildə ilk kommersiya litium-ion elementlərini satışa çıxardı. Sonralar saysız-hesabsız mühəndis onları daha təhlükəsiz və ucuz etdi.</w:t>
+        <w:t>Alessandro Volta 1800-cü ildə Volta sütununu elan etdi. Qaston Plantenin 1859-cu il qurğuşun-turşu akkumulyatoru avtomobili işə salan batareyaya çevrildi. Daşınan cihazlar üçün böyük yenilik litium-ion oldu: Stenli Uittinqem, Con Qudenaf və Akira Yoşino həlledici kimyəvi addımlar atdılar və 2019-cu ildə Nobel mükafatını bölüşdülər. Sony ilk kommersiya litium-ion elementlərini 1991-ci ildə satdı. Sonra saysız mühəndis onları daha təhlükəsiz və ucuz etdi.</w:t>
       </w:r>
     </w:p>
     <w:p>
       <w:pPr>
-        <w:keepNext/>
-        <w:spacing w:before="240" w:after="120"/>
+        <w:pStyle w:val="Heading1"/>
+        <w:widowControl/>
       </w:pPr>
       <w:r>
-        <w:rPr>
-          <w:rFonts w:ascii="Calibri" w:hAnsi="Calibri" w:eastAsia="Calibri"/>
-          <w:b/>
-          <w:i w:val="0"/>
-          <w:color w:val="004E8C"/>
-          <w:sz w:val="28"/>
-        </w:rPr>
-        <w:t>Nə vaxt və necə meydana gəlib</w:t>
+        <w:t>Nə vaxt və necə yaranıb</w:t>
       </w:r>
     </w:p>
     <w:p>
       <w:pPr>
-        <w:spacing w:after="160" w:line="276" w:lineRule="auto"/>
+        <w:widowControl/>
       </w:pPr>
       <w:r>
-        <w:rPr>
-          <w:rFonts w:ascii="Calibri" w:hAnsi="Calibri" w:eastAsia="Calibri"/>
-          <w:b w:val="0"/>
-          <w:i w:val="0"/>
-          <w:sz w:val="22"/>
-        </w:rPr>
-        <w:t>Volta Qalvaninin qurbağa ayağı ilə bağlı müəmmalı təcrübəsini izah etmək üçün müxtəlif metal və duzlu su qatlarından ibarət sütun qurdu. XX əsrin sonlarında əvvəlki litium-metal elementləri kimi sızmayan batareyaya ehtiyac yarandı. Məişət elektronikası və litium ionlarını qəbul edib yenidən buraxa bilən materialların axtarışı tədqiqatlara təkan verdi. Təhlükəsizlik hadisələri separatorların və idarəetmə dövrələrinin əhəmiyyəti barədə ağır, lakin vacib dərslər verdi.</w:t>
+        <w:t>Volta metal təbəqələri və duzlu su ilə Qalvaninin qurbağa ayağı təcrübəsindəki sirrə cavab axtarırdı. XX əsrin sonunda əvvəlki metal litiumlu elementlər kimi sızmayan batareyaya ehtiyac vardı. Məişət elektronikası və litium ionlarını qəbul edib buraxa bilən material axtarışı bu işi irəli apardı. Təhlükəsizlik hadisələri elektrodları ayıran təbəqələrin və idarəetmə dövrələrinin vacibliyini göstərdi.</w:t>
       </w:r>
     </w:p>
     <w:p>
       <w:pPr>
-        <w:keepNext/>
-        <w:spacing w:before="240" w:after="120"/>
+        <w:pStyle w:val="Heading1"/>
+        <w:widowControl/>
       </w:pPr>
       <w:r>
-        <w:rPr>
-          <w:rFonts w:ascii="Calibri" w:hAnsi="Calibri" w:eastAsia="Calibri"/>
-          <w:b/>
-          <w:i w:val="0"/>
-          <w:color w:val="004E8C"/>
-          <w:sz w:val="28"/>
-        </w:rPr>
-        <w:t>Elmi baxımdan əhəmiyyəti</w:t>
+        <w:t>Elm üçün əhəmiyyəti</w:t>
       </w:r>
     </w:p>
     <w:p>
       <w:pPr>
-        <w:spacing w:after="160" w:line="276" w:lineRule="auto"/>
+        <w:widowControl/>
       </w:pPr>
       <w:r>
-        <w:rPr>
-          <w:rFonts w:ascii="Calibri" w:hAnsi="Calibri" w:eastAsia="Calibri"/>
-          <w:b w:val="0"/>
-          <w:i w:val="0"/>
-          <w:sz w:val="22"/>
-        </w:rPr>
-        <w:t>Batareyalar elektrik enerjisini daşına və lazım olan vaxt istifadə edilə bilən hala gətirdi. Onlar tətbiqi elektrokimyadır: gərginlik, tutum və dövr sayı ölçülə bilən layihələndirmə məqsədləridir. Elektrik şəbəkəsi üçün saxlama sistemlərində günəş enerjisini gün batdıqdan sonra istifadə etmək məqsədilə oxşar elementlərdən yararlanılır. Elmi baxımdan sahə həm fiziki məhdudiyyətlərlə, həm də yanğın riski ilə yarışır. Enerji sıxlığındakı hər faiz artımı ayrıca tədqiqat proqramı tələb edir.</w:t>
+        <w:t>Batareyalar elektriki daşına və lazım olan vaxta saxlanıla bilən etdi. Bu, tətbiqi elektrokimyadır: gərginlik, tutum və doldurma-boşaltma dövrlərinin sayı ölçülə bilən layihə məqsədləridir. Elektrik şəbəkəsi anbarları günəş batandan sonra istifadə üçün enerjini oxşar elementlərdə saxlayır. Sahə fiziki məhdudiyyətlər və yanğın riski ilə mübarizə aparır. Enerji sıxlığındakı hər faiz artım tədqiqat tələb edir.</w:t>
       </w:r>
     </w:p>
     <w:p>
       <w:pPr>
-        <w:keepNext/>
-        <w:spacing w:before="240" w:after="120"/>
+        <w:pStyle w:val="Heading1"/>
+        <w:widowControl/>
       </w:pPr>
       <w:r>
-        <w:rPr>
-          <w:rFonts w:ascii="Calibri" w:hAnsi="Calibri" w:eastAsia="Calibri"/>
-          <w:b/>
-          <w:i w:val="0"/>
-          <w:color w:val="004E8C"/>
-          <w:sz w:val="28"/>
-        </w:rPr>
-        <w:t>Sonrakı inkişaflara necə təsir göstərib</w:t>
+        <w:t>Sonrakı inkişafa təsiri</w:t>
       </w:r>
     </w:p>
     <w:p>
       <w:pPr>
-        <w:spacing w:after="160" w:line="276" w:lineRule="auto"/>
+        <w:widowControl/>
       </w:pPr>
       <w:r>
-        <w:rPr>
-          <w:rFonts w:ascii="Calibri" w:hAnsi="Calibri" w:eastAsia="Calibri"/>
-          <w:b w:val="0"/>
-          <w:i w:val="0"/>
-          <w:sz w:val="22"/>
-        </w:rPr>
-        <w:t>Noutbukların, telefonların, naqilsiz alətlərin və elektrik avtomobillərinin tarixi litium-ion batareyaları ilə bağlıdır. Bərk cisimli, natrium-ion batareyaları və daha yaxşı təkrar emal üsulları üzrə tədqiqatlar davam edir. Litium, nikel və kobalt hasilatı ekoloji və əmək hüquqları ilə bağlı suallar doğurur. Növbəti mərhələ yalnız daha yaxşı element deyil, materialların dövriyyəyə qaytarıldığı qapalı istehsal sistemi olmalıdır. Şarj şəbəkələri həmin kimyanın ictimaiyyətdə görünən tərəfidir.</w:t>
+        <w:t>Noutbuklar, telefonlar, naqilsiz alətlər və elektrik avtomobilləri litium-ion texnologiyasından faydalanır. Bərk elektrolitli, natrium-ion batareyalar və daha yaxşı təkrar emal üzrə tədqiqatlar davam edir. Litium, nikel və kobalt hasilatı ətraf mühit və əmək şəraiti məsələləri yaradır. Növbəti məqsəd yalnız daha yaxşı element deyil, materialları yenidən istifadə edən dövri sənayedir. Doldurma şəbəkələri eyni kimyanın ictimaiyyətə görünən tərəfidir.</w:t>
       </w:r>
     </w:p>
     <w:p>
       <w:pPr>
-        <w:keepNext/>
-        <w:spacing w:before="240" w:after="120"/>
+        <w:pStyle w:val="Heading1"/>
+        <w:widowControl/>
       </w:pPr>
       <w:r>
-        <w:rPr>
-          <w:rFonts w:ascii="Calibri" w:hAnsi="Calibri" w:eastAsia="Calibri"/>
-          <w:b/>
-          <w:i w:val="0"/>
-          <w:color w:val="004E8C"/>
-          <w:sz w:val="28"/>
-        </w:rPr>
         <w:t>İnsan həyatını necə dəyişib</w:t>
       </w:r>
     </w:p>
     <w:p>
       <w:pPr>
-        <w:spacing w:after="160" w:line="276" w:lineRule="auto"/>
+        <w:widowControl/>
       </w:pPr>
       <w:r>
-        <w:rPr>
-          <w:rFonts w:ascii="Calibri" w:hAnsi="Calibri" w:eastAsia="Calibri"/>
-          <w:b w:val="0"/>
-          <w:i w:val="0"/>
-          <w:sz w:val="22"/>
-        </w:rPr>
-        <w:t>İnsanlar naqilə bağlı olmayan cihazlar və getdikcə daha səssiz avtomobillər qazandılar. İş yerlərində naqillər azaldı, batareyanın vəziyyəti ilə bağlı yeni narahatlıq yarandı. Cəmiyyət mədənlərin, yanğınların və elektron tullantıların yaratdığı problemləri idarə etməlidir. Daşınan enerji “rozetkadan uzaqda olmaq” anlayışını dəyişdi. Hərəkət və ünsiyyət indi çantada və ya avtomobilin döşəməsində yerləşən, ionlarda enerji saxlayan batareya blokuna arxalanır.</w:t>
+        <w:t>İnsanlar naqilsiz cihazlar və getdikcə daha səssiz avtomobillər qazandılar. İş yerlərində bəzi kabellər azaldı, batareyanın vəziyyətini izləmək qayğısı artdı. Cəmiyyət mədənləri, yanğınları və elektron tullantıları idarə etməlidir. Daşınan enerji «rozetkadan uzaqda olmaq» anlayışını dəyişdi. Hərəkət və rabitə artıq çantadakı və ya avtomobilin döşəməsindəki enerji ehtiyatına söykənir.</w:t>
       </w:r>
     </w:p>
     <w:p>
       <w:pPr>
-        <w:keepNext/>
-        <w:spacing w:before="240" w:after="120"/>
+        <w:pStyle w:val="Heading1"/>
+        <w:widowControl/>
       </w:pPr>
       <w:r>
-        <w:rPr>
-          <w:rFonts w:ascii="Calibri" w:hAnsi="Calibri" w:eastAsia="Calibri"/>
-          <w:b/>
-          <w:i w:val="0"/>
-          <w:color w:val="004E8C"/>
-          <w:sz w:val="28"/>
-        </w:rPr>
         <w:t>Mənbələr və istinadlar</w:t>
       </w:r>
     </w:p>
     <w:p>
       <w:pPr>
-        <w:keepNext/>
-        <w:spacing w:before="240" w:after="120"/>
+        <w:pStyle w:val="Heading2"/>
+        <w:widowControl/>
       </w:pPr>
       <w:r>
         <w:rPr>
-          <w:rFonts w:ascii="Calibri" w:hAnsi="Calibri" w:eastAsia="Calibri"/>
-          <w:b/>
-          <w:i w:val="0"/>
-          <w:color w:val="004E8C"/>
-          <w:sz w:val="24"/>
+          <w:sz w:val="20"/>
         </w:rPr>
-        <w:t>C. Təşkilatların materialları və ensiklopedik mənbələr</w:t>
+        <w:t>C Qurumların materialları və ensiklopedik mənbələr</w:t>
       </w:r>
     </w:p>
     <w:p>
       <w:pPr>
-        <w:spacing w:after="80"/>
-        <w:ind w:left="360"/>
+        <w:widowControl/>
       </w:pPr>
       <w:r>
         <w:rPr>
-          <w:rFonts w:ascii="Calibri" w:hAnsi="Calibri" w:eastAsia="Calibri"/>
-          <w:b w:val="0"/>
-          <w:i w:val="0"/>
-          <w:sz w:val="22"/>
+          <w:sz w:val="20"/>
         </w:rPr>
-        <w:t>1. Encyclopaedia Britannica. “Battery” (“Batareya”).</w:t>
-      </w:r>
-      <w:r>
-        <w:rPr>
-          <w:rFonts w:ascii="Calibri" w:hAnsi="Calibri" w:eastAsia="Calibri"/>
-          <w:b w:val="0"/>
-          <w:i w:val="0"/>
-          <w:sz w:val="22"/>
-        </w:rPr>
-        <w:t xml:space="preserve"> </w:t>
+        <w:t xml:space="preserve">1. Encyclopaedia Britannica. 'Battery.' </w:t>
       </w:r>
       <w:hyperlink r:id="rId9">
         <w:r>
           <w:rPr>
-            <w:rFonts w:ascii="Calibri" w:hAnsi="Calibri" w:eastAsia="Calibri"/>
-            <w:b w:val="0"/>
-            <w:i w:val="0"/>
-            <w:sz w:val="22"/>
-            <w:color w:val="0563C1"/>
-            <w:u w:val="single"/>
+            <w:sz w:val="20"/>
           </w:rPr>
           <w:t>https://www.britannica.com/technology/battery-electronics</w:t>
         </w:r>
       </w:hyperlink>
+      <w:r>
+        <w:rPr>
+          <w:sz w:val="20"/>
+        </w:rPr>
+      </w:r>
     </w:p>
     <w:p>
       <w:pPr>
-        <w:spacing w:after="80"/>
-        <w:ind w:left="360"/>
+        <w:widowControl/>
       </w:pPr>
       <w:r>
         <w:rPr>
-          <w:rFonts w:ascii="Calibri" w:hAnsi="Calibri" w:eastAsia="Calibri"/>
-          <w:b w:val="0"/>
-          <w:i w:val="0"/>
-          <w:sz w:val="22"/>
+          <w:sz w:val="20"/>
         </w:rPr>
-        <w:t>2. Science History Institute. Batareyanın tarixinə dair materiallar.</w:t>
-      </w:r>
-      <w:r>
-        <w:rPr>
-          <w:rFonts w:ascii="Calibri" w:hAnsi="Calibri" w:eastAsia="Calibri"/>
-          <w:b w:val="0"/>
-          <w:i w:val="0"/>
-          <w:sz w:val="22"/>
-        </w:rPr>
-        <w:t xml:space="preserve"> </w:t>
+        <w:t xml:space="preserve">2. Science History Institute. Battery history resources. </w:t>
       </w:r>
       <w:hyperlink r:id="rId10">
         <w:r>
           <w:rPr>
-            <w:rFonts w:ascii="Calibri" w:hAnsi="Calibri" w:eastAsia="Calibri"/>
-            <w:b w:val="0"/>
-            <w:i w:val="0"/>
-            <w:sz w:val="22"/>
-            <w:color w:val="0563C1"/>
-            <w:u w:val="single"/>
+            <w:sz w:val="20"/>
           </w:rPr>
           <w:t>https://www.sciencehistory.org/education/scientific-biographies/alessandro-volta/</w:t>
         </w:r>
       </w:hyperlink>
-    </w:p>
-    <w:p>
-      <w:pPr>
-        <w:keepNext/>
-        <w:spacing w:before="240" w:after="120"/>
-      </w:pPr>
       <w:r>
         <w:rPr>
-          <w:rFonts w:ascii="Calibri" w:hAnsi="Calibri" w:eastAsia="Calibri"/>
-          <w:b/>
-          <w:i w:val="0"/>
-          <w:color w:val="004E8C"/>
-          <w:sz w:val="24"/>
+          <w:sz w:val="20"/>
         </w:rPr>
-        <w:t>D. Muzey, arxiv və kitabxana materialları</w:t>
       </w:r>
     </w:p>
     <w:p>
       <w:pPr>
-        <w:spacing w:after="80"/>
-        <w:ind w:left="360"/>
+        <w:pStyle w:val="Heading2"/>
+        <w:widowControl/>
       </w:pPr>
       <w:r>
         <w:rPr>
-          <w:rFonts w:ascii="Calibri" w:hAnsi="Calibri" w:eastAsia="Calibri"/>
-          <w:b w:val="0"/>
-          <w:i w:val="0"/>
-          <w:sz w:val="22"/>
+          <w:sz w:val="20"/>
         </w:rPr>
-        <w:t>1. Science Museum (London). Volta sütunları və sonrakı batareya elementləri.</w:t>
+        <w:t>D Muzey arxiv və kitabxana materialları</w:t>
       </w:r>
+    </w:p>
+    <w:p>
+      <w:pPr>
+        <w:widowControl/>
+      </w:pPr>
       <w:r>
         <w:rPr>
-          <w:rFonts w:ascii="Calibri" w:hAnsi="Calibri" w:eastAsia="Calibri"/>
-          <w:b w:val="0"/>
-          <w:i w:val="0"/>
-          <w:sz w:val="22"/>
+          <w:sz w:val="20"/>
         </w:rPr>
-        <w:t xml:space="preserve"> </w:t>
+        <w:t xml:space="preserve">1. Science Museum (London). Voltaic piles and later cells. </w:t>
       </w:r>
       <w:hyperlink r:id="rId11">
         <w:r>
           <w:rPr>
-            <w:rFonts w:ascii="Calibri" w:hAnsi="Calibri" w:eastAsia="Calibri"/>
-            <w:b w:val="0"/>
-            <w:i w:val="0"/>
-            <w:sz w:val="22"/>
-            <w:color w:val="0563C1"/>
-            <w:u w:val="single"/>
+            <w:sz w:val="20"/>
           </w:rPr>
           <w:t>https://www.sciencemuseum.org.uk/objects-and-stories</w:t>
         </w:r>
       </w:hyperlink>
-    </w:p>
-    <w:p>
-      <w:pPr>
-        <w:keepNext/>
-        <w:spacing w:before="240" w:after="120"/>
-      </w:pPr>
       <w:r>
         <w:rPr>
-          <w:rFonts w:ascii="Calibri" w:hAnsi="Calibri" w:eastAsia="Calibri"/>
-          <w:b/>
-          <w:i w:val="0"/>
-          <w:color w:val="004E8C"/>
-          <w:sz w:val="24"/>
+          <w:sz w:val="20"/>
         </w:rPr>
-        <w:t>G. Kosmik agentliklərin, laboratoriyaların və elmi təşkilatların materialları</w:t>
       </w:r>
     </w:p>
     <w:p>
       <w:pPr>
-        <w:spacing w:after="80"/>
-        <w:ind w:left="360"/>
+        <w:pStyle w:val="Heading2"/>
+        <w:widowControl/>
       </w:pPr>
       <w:r>
         <w:rPr>
-          <w:rFonts w:ascii="Calibri" w:hAnsi="Calibri" w:eastAsia="Calibri"/>
-          <w:b w:val="0"/>
-          <w:i w:val="0"/>
-          <w:sz w:val="22"/>
+          <w:sz w:val="20"/>
         </w:rPr>
-        <w:t>1. Nobel Prize. Kimya üzrə 2019-cu il Nobel mükafatı (Qudenaf, Uittinqem, Yoşino) — litium-ion batareyaları.</w:t>
+        <w:t>G Kosmik agentliklər laboratoriyalar və elmi təşkilatlar</w:t>
       </w:r>
+    </w:p>
+    <w:p>
+      <w:pPr>
+        <w:widowControl/>
+      </w:pPr>
       <w:r>
         <w:rPr>
-          <w:rFonts w:ascii="Calibri" w:hAnsi="Calibri" w:eastAsia="Calibri"/>
-          <w:b w:val="0"/>
-          <w:i w:val="0"/>
-          <w:sz w:val="22"/>
+          <w:sz w:val="20"/>
         </w:rPr>
-        <w:t xml:space="preserve"> </w:t>
+        <w:t xml:space="preserve">1. Nobel Prize. Chemistry 2019 (Goodenough, Whittingham, Yoshino) — lithium-ion batteries. </w:t>
       </w:r>
       <w:hyperlink r:id="rId12">
         <w:r>
           <w:rPr>
-            <w:rFonts w:ascii="Calibri" w:hAnsi="Calibri" w:eastAsia="Calibri"/>
-            <w:b w:val="0"/>
-            <w:i w:val="0"/>
-            <w:sz w:val="22"/>
-            <w:color w:val="0563C1"/>
-            <w:u w:val="single"/>
+            <w:sz w:val="20"/>
           </w:rPr>
           <w:t>https://www.nobelprize.org/prizes/chemistry/2019/summary/</w:t>
         </w:r>
       </w:hyperlink>
+      <w:r>
+        <w:rPr>
+          <w:sz w:val="20"/>
+        </w:rPr>
+      </w:r>
     </w:p>
     <w:p>
       <w:pPr>
-        <w:spacing w:after="80"/>
-        <w:ind w:left="360"/>
+        <w:widowControl/>
       </w:pPr>
       <w:r>
         <w:rPr>
-          <w:rFonts w:ascii="Calibri" w:hAnsi="Calibri" w:eastAsia="Calibri"/>
-          <w:b w:val="0"/>
-          <w:i w:val="0"/>
-          <w:sz w:val="22"/>
+          <w:sz w:val="20"/>
         </w:rPr>
-        <w:t>2. International Energy Agency. Global EV Outlook — batareyalar və enerji saxlama sistemləri.</w:t>
-      </w:r>
-      <w:r>
-        <w:rPr>
-          <w:rFonts w:ascii="Calibri" w:hAnsi="Calibri" w:eastAsia="Calibri"/>
-          <w:b w:val="0"/>
-          <w:i w:val="0"/>
-          <w:sz w:val="22"/>
-        </w:rPr>
-        <w:t xml:space="preserve"> </w:t>
+        <w:t xml:space="preserve">2. International Energy Agency. Global EV Outlook (batteries and storage context). </w:t>
       </w:r>
       <w:hyperlink r:id="rId13">
         <w:r>
           <w:rPr>
-            <w:rFonts w:ascii="Calibri" w:hAnsi="Calibri" w:eastAsia="Calibri"/>
-            <w:b w:val="0"/>
-            <w:i w:val="0"/>
-            <w:sz w:val="22"/>
-            <w:color w:val="0563C1"/>
-            <w:u w:val="single"/>
+            <w:sz w:val="20"/>
           </w:rPr>
           <w:t>https://www.iea.org/reports/global-ev-outlook-2024</w:t>
         </w:r>
       </w:hyperlink>
+      <w:r>
+        <w:rPr>
+          <w:sz w:val="20"/>
+        </w:rPr>
+      </w:r>
     </w:p>
     <w:sectPr>
-      <w:pgSz w:w="12240" w:h="15840"/>
-      <w:pgMar w:top="1296" w:right="1440" w:bottom="1296" w:left="1440" w:header="720" w:footer="720" w:gutter="0"/>
+      <w:footerReference w:type="default" r:id="rId14"/>
+      <w:pgSz w:w="11906" w:h="16838"/>
+      <w:pgMar w:top="1020" w:right="1134" w:bottom="1020" w:left="1134" w:header="720" w:footer="720" w:gutter="0"/>
       <w:cols w:space="720"/>
       <w:docGrid w:linePitch="360"/>
     </w:sectPr>
   </w:body>
 </w:document>
+</file>
+
+<file path=word/footer1.xml><?xml version="1.0" encoding="utf-8"?>
+<w:ftr xmlns:m="http://schemas.openxmlformats.org/officeDocument/2006/math" xmlns:mc="http://schemas.openxmlformats.org/markup-compatibility/2006" xmlns:mo="http://schemas.microsoft.com/office/mac/office/2008/main" xmlns:mv="urn:schemas-microsoft-com:mac:vml" xmlns:o="urn:schemas-microsoft-com:office:office" xmlns:r="http://schemas.openxmlformats.org/officeDocument/2006/relationships" xmlns:v="urn:schemas-microsoft-com:vml" xmlns:w10="urn:schemas-microsoft-com:office:word" xmlns:w14="http://schemas.microsoft.com/office/word/2010/wordml" xmlns:w="http://schemas.openxmlformats.org/wordprocessingml/2006/main" xmlns:wne="http://schemas.microsoft.com/office/word/2006/wordml" xmlns:wp14="http://schemas.microsoft.com/office/word/2010/wordprocessingDrawing" xmlns:wp="http://schemas.openxmlformats.org/drawingml/2006/wordprocessingDrawing" xmlns:wpc="http://schemas.microsoft.com/office/word/2010/wordprocessingCanvas" xmlns:wpg="http://schemas.microsoft.com/office/word/2010/wordprocessingGroup" xmlns:wpi="http://schemas.microsoft.com/office/word/2010/wordprocessingInk" xmlns:wps="http://schemas.microsoft.com/office/word/2010/wordprocessingShape" mc:Ignorable="w14 wp14">
+  <w:p>
+    <w:pPr>
+      <w:pStyle w:val="Footer"/>
+      <w:jc w:val="right"/>
+    </w:pPr>
+    <w:fldSimple w:instr="PAGE"/>
+  </w:p>
+</w:ftr>
 </file>
 
 <file path=word/numbering.xml><?xml version="1.0" encoding="utf-8"?>
@@ -794,7 +595,7 @@
   <w:docDefaults>
     <w:rPrDefault>
       <w:rPr>
-        <w:rFonts w:asciiTheme="minorHAnsi" w:eastAsiaTheme="minorEastAsia" w:hAnsiTheme="minorHAnsi" w:cstheme="minorBidi"/>
+        <w:rFonts/>
         <w:sz w:val="22"/>
         <w:szCs w:val="22"/>
         <w:lang w:val="en-US" w:eastAsia="en-US" w:bidi="ar-SA"/>
@@ -949,6 +750,15 @@
     <w:name w:val="Normal"/>
     <w:qFormat/>
     <w:rsid w:val="00FC693F"/>
+    <w:pPr>
+      <w:spacing w:after="120" w:line="259" w:lineRule="auto"/>
+    </w:pPr>
+    <w:rPr>
+      <w:rFonts w:ascii="Times New Roman" w:hAnsi="Times New Roman"/>
+      <w:color w:val="000000"/>
+      <w:sz w:val="24"/>
+      <w:lang w:val="az-Latn-AZ"/>
+    </w:rPr>
   </w:style>
   <w:style w:type="paragraph" w:styleId="Header">
     <w:name w:val="header"/>
@@ -1005,16 +815,17 @@
     <w:pPr>
       <w:keepNext/>
       <w:keepLines/>
-      <w:spacing w:before="480" w:after="0"/>
+      <w:spacing w:before="480" w:after="120" w:line="259" w:lineRule="auto"/>
       <w:outlineLvl w:val="0"/>
     </w:pPr>
     <w:rPr>
-      <w:rFonts w:asciiTheme="majorHAnsi" w:eastAsiaTheme="majorEastAsia" w:hAnsiTheme="majorHAnsi" w:cstheme="majorBidi"/>
+      <w:rFonts w:ascii="Times New Roman" w:hAnsi="Times New Roman"/>
       <w:b/>
       <w:bCs/>
-      <w:color w:val="365F91" w:themeColor="accent1" w:themeShade="BF"/>
-      <w:sz w:val="28"/>
+      <w:color w:val="000000"/>
+      <w:sz w:val="26"/>
       <w:szCs w:val="28"/>
+      <w:lang w:val="az-Latn-AZ"/>
     </w:rPr>
   </w:style>
   <w:style w:type="paragraph" w:styleId="Heading2">
@@ -1029,16 +840,17 @@
     <w:pPr>
       <w:keepNext/>
       <w:keepLines/>
-      <w:spacing w:before="200" w:after="0"/>
+      <w:spacing w:before="200" w:after="120" w:line="259" w:lineRule="auto"/>
       <w:outlineLvl w:val="1"/>
     </w:pPr>
     <w:rPr>
-      <w:rFonts w:asciiTheme="majorHAnsi" w:eastAsiaTheme="majorEastAsia" w:hAnsiTheme="majorHAnsi" w:cstheme="majorBidi"/>
+      <w:rFonts w:ascii="Times New Roman" w:hAnsi="Times New Roman"/>
       <w:b/>
       <w:bCs/>
-      <w:color w:val="4F81BD" w:themeColor="accent1"/>
+      <w:color w:val="000000"/>
       <w:sz w:val="26"/>
       <w:szCs w:val="26"/>
+      <w:lang w:val="az-Latn-AZ"/>
     </w:rPr>
   </w:style>
   <w:style w:type="paragraph" w:styleId="Heading3">
@@ -1057,7 +869,7 @@
       <w:outlineLvl w:val="2"/>
     </w:pPr>
     <w:rPr>
-      <w:rFonts w:asciiTheme="majorHAnsi" w:eastAsiaTheme="majorEastAsia" w:hAnsiTheme="majorHAnsi" w:cstheme="majorBidi"/>
+      <w:rFonts/>
       <w:b/>
       <w:bCs/>
       <w:color w:val="4F81BD" w:themeColor="accent1"/>
@@ -1080,7 +892,7 @@
       <w:outlineLvl w:val="3"/>
     </w:pPr>
     <w:rPr>
-      <w:rFonts w:asciiTheme="majorHAnsi" w:eastAsiaTheme="majorEastAsia" w:hAnsiTheme="majorHAnsi" w:cstheme="majorBidi"/>
+      <w:rFonts/>
       <w:b/>
       <w:bCs/>
       <w:i/>
@@ -1105,7 +917,7 @@
       <w:outlineLvl w:val="4"/>
     </w:pPr>
     <w:rPr>
-      <w:rFonts w:asciiTheme="majorHAnsi" w:eastAsiaTheme="majorEastAsia" w:hAnsiTheme="majorHAnsi" w:cstheme="majorBidi"/>
+      <w:rFonts/>
       <w:color w:val="243F60" w:themeColor="accent1" w:themeShade="7F"/>
     </w:rPr>
   </w:style>
@@ -1126,7 +938,7 @@
       <w:outlineLvl w:val="5"/>
     </w:pPr>
     <w:rPr>
-      <w:rFonts w:asciiTheme="majorHAnsi" w:eastAsiaTheme="majorEastAsia" w:hAnsiTheme="majorHAnsi" w:cstheme="majorBidi"/>
+      <w:rFonts/>
       <w:i/>
       <w:iCs/>
       <w:color w:val="243F60" w:themeColor="accent1" w:themeShade="7F"/>
@@ -1149,7 +961,7 @@
       <w:outlineLvl w:val="6"/>
     </w:pPr>
     <w:rPr>
-      <w:rFonts w:asciiTheme="majorHAnsi" w:eastAsiaTheme="majorEastAsia" w:hAnsiTheme="majorHAnsi" w:cstheme="majorBidi"/>
+      <w:rFonts/>
       <w:i/>
       <w:iCs/>
       <w:color w:val="404040" w:themeColor="text1" w:themeTint="BF"/>
@@ -1172,7 +984,7 @@
       <w:outlineLvl w:val="7"/>
     </w:pPr>
     <w:rPr>
-      <w:rFonts w:asciiTheme="majorHAnsi" w:eastAsiaTheme="majorEastAsia" w:hAnsiTheme="majorHAnsi" w:cstheme="majorBidi"/>
+      <w:rFonts/>
       <w:color w:val="4F81BD" w:themeColor="accent1"/>
       <w:sz w:val="20"/>
       <w:szCs w:val="20"/>
@@ -1195,7 +1007,7 @@
       <w:outlineLvl w:val="8"/>
     </w:pPr>
     <w:rPr>
-      <w:rFonts w:asciiTheme="majorHAnsi" w:eastAsiaTheme="majorEastAsia" w:hAnsiTheme="majorHAnsi" w:cstheme="majorBidi"/>
+      <w:rFonts/>
       <w:i/>
       <w:iCs/>
       <w:color w:val="404040" w:themeColor="text1" w:themeTint="BF"/>
@@ -1246,7 +1058,7 @@
     <w:uiPriority w:val="9"/>
     <w:rsid w:val="00FC693F"/>
     <w:rPr>
-      <w:rFonts w:asciiTheme="majorHAnsi" w:eastAsiaTheme="majorEastAsia" w:hAnsiTheme="majorHAnsi" w:cstheme="majorBidi"/>
+      <w:rFonts/>
       <w:b/>
       <w:bCs/>
       <w:color w:val="365F91" w:themeColor="accent1" w:themeShade="BF"/>
@@ -1261,7 +1073,7 @@
     <w:uiPriority w:val="9"/>
     <w:rsid w:val="00FC693F"/>
     <w:rPr>
-      <w:rFonts w:asciiTheme="majorHAnsi" w:eastAsiaTheme="majorEastAsia" w:hAnsiTheme="majorHAnsi" w:cstheme="majorBidi"/>
+      <w:rFonts/>
       <w:b/>
       <w:bCs/>
       <w:color w:val="4F81BD" w:themeColor="accent1"/>
@@ -1276,7 +1088,7 @@
     <w:uiPriority w:val="9"/>
     <w:rsid w:val="00FC693F"/>
     <w:rPr>
-      <w:rFonts w:asciiTheme="majorHAnsi" w:eastAsiaTheme="majorEastAsia" w:hAnsiTheme="majorHAnsi" w:cstheme="majorBidi"/>
+      <w:rFonts/>
       <w:b/>
       <w:bCs/>
       <w:color w:val="4F81BD" w:themeColor="accent1"/>
@@ -1291,19 +1103,17 @@
     <w:qFormat/>
     <w:rsid w:val="00FC693F"/>
     <w:pPr>
-      <w:pBdr>
-        <w:bottom w:val="single" w:sz="8" w:space="4" w:color="4F81BD" w:themeColor="accent1"/>
-      </w:pBdr>
-      <w:spacing w:after="300" w:line="240" w:lineRule="auto"/>
+      <w:spacing w:after="120" w:line="259" w:lineRule="auto"/>
       <w:contextualSpacing/>
     </w:pPr>
     <w:rPr>
-      <w:rFonts w:asciiTheme="majorHAnsi" w:eastAsiaTheme="majorEastAsia" w:hAnsiTheme="majorHAnsi" w:cstheme="majorBidi"/>
-      <w:color w:val="17365D" w:themeColor="text2" w:themeShade="BF"/>
+      <w:rFonts w:ascii="Times New Roman" w:hAnsi="Times New Roman"/>
+      <w:color w:val="000000"/>
       <w:spacing w:val="5"/>
       <w:kern w:val="28"/>
-      <w:sz w:val="52"/>
+      <w:sz w:val="40"/>
       <w:szCs w:val="52"/>
+      <w:lang w:val="az-Latn-AZ"/>
     </w:rPr>
   </w:style>
   <w:style w:type="character" w:customStyle="1" w:styleId="TitleChar">
@@ -1313,7 +1123,7 @@
     <w:uiPriority w:val="10"/>
     <w:rsid w:val="00FC693F"/>
     <w:rPr>
-      <w:rFonts w:asciiTheme="majorHAnsi" w:eastAsiaTheme="majorEastAsia" w:hAnsiTheme="majorHAnsi" w:cstheme="majorBidi"/>
+      <w:rFonts/>
       <w:color w:val="17365D" w:themeColor="text2" w:themeShade="BF"/>
       <w:spacing w:val="5"/>
       <w:kern w:val="28"/>
@@ -1335,7 +1145,7 @@
       </w:numPr>
     </w:pPr>
     <w:rPr>
-      <w:rFonts w:asciiTheme="majorHAnsi" w:eastAsiaTheme="majorEastAsia" w:hAnsiTheme="majorHAnsi" w:cstheme="majorBidi"/>
+      <w:rFonts/>
       <w:i/>
       <w:iCs/>
       <w:color w:val="4F81BD" w:themeColor="accent1"/>
@@ -1351,7 +1161,7 @@
     <w:uiPriority w:val="11"/>
     <w:rsid w:val="00FC693F"/>
     <w:rPr>
-      <w:rFonts w:asciiTheme="majorHAnsi" w:eastAsiaTheme="majorEastAsia" w:hAnsiTheme="majorHAnsi" w:cstheme="majorBidi"/>
+      <w:rFonts/>
       <w:i/>
       <w:iCs/>
       <w:color w:val="4F81BD" w:themeColor="accent1"/>
@@ -1476,8 +1286,15 @@
       <w:numPr>
         <w:numId w:val="1"/>
       </w:numPr>
+      <w:spacing w:after="120" w:line="259" w:lineRule="auto"/>
       <w:contextualSpacing/>
     </w:pPr>
+    <w:rPr>
+      <w:rFonts w:ascii="Times New Roman" w:hAnsi="Times New Roman"/>
+      <w:color w:val="000000"/>
+      <w:sz w:val="24"/>
+      <w:lang w:val="az-Latn-AZ"/>
+    </w:rPr>
   </w:style>
   <w:style w:type="paragraph" w:styleId="ListBullet2">
     <w:name w:val="List Bullet 2"/>
@@ -1649,7 +1466,7 @@
     <w:semiHidden/>
     <w:rsid w:val="00FC693F"/>
     <w:rPr>
-      <w:rFonts w:asciiTheme="majorHAnsi" w:eastAsiaTheme="majorEastAsia" w:hAnsiTheme="majorHAnsi" w:cstheme="majorBidi"/>
+      <w:rFonts/>
       <w:b/>
       <w:bCs/>
       <w:i/>
@@ -1665,7 +1482,7 @@
     <w:semiHidden/>
     <w:rsid w:val="00FC693F"/>
     <w:rPr>
-      <w:rFonts w:asciiTheme="majorHAnsi" w:eastAsiaTheme="majorEastAsia" w:hAnsiTheme="majorHAnsi" w:cstheme="majorBidi"/>
+      <w:rFonts/>
       <w:color w:val="243F60" w:themeColor="accent1" w:themeShade="7F"/>
     </w:rPr>
   </w:style>
@@ -1677,7 +1494,7 @@
     <w:semiHidden/>
     <w:rsid w:val="00FC693F"/>
     <w:rPr>
-      <w:rFonts w:asciiTheme="majorHAnsi" w:eastAsiaTheme="majorEastAsia" w:hAnsiTheme="majorHAnsi" w:cstheme="majorBidi"/>
+      <w:rFonts/>
       <w:i/>
       <w:iCs/>
       <w:color w:val="243F60" w:themeColor="accent1" w:themeShade="7F"/>
@@ -1691,7 +1508,7 @@
     <w:semiHidden/>
     <w:rsid w:val="00FC693F"/>
     <w:rPr>
-      <w:rFonts w:asciiTheme="majorHAnsi" w:eastAsiaTheme="majorEastAsia" w:hAnsiTheme="majorHAnsi" w:cstheme="majorBidi"/>
+      <w:rFonts/>
       <w:i/>
       <w:iCs/>
       <w:color w:val="404040" w:themeColor="text1" w:themeTint="BF"/>
@@ -1705,7 +1522,7 @@
     <w:semiHidden/>
     <w:rsid w:val="00FC693F"/>
     <w:rPr>
-      <w:rFonts w:asciiTheme="majorHAnsi" w:eastAsiaTheme="majorEastAsia" w:hAnsiTheme="majorHAnsi" w:cstheme="majorBidi"/>
+      <w:rFonts/>
       <w:color w:val="4F81BD" w:themeColor="accent1"/>
       <w:sz w:val="20"/>
       <w:szCs w:val="20"/>
@@ -1719,7 +1536,7 @@
     <w:semiHidden/>
     <w:rsid w:val="00FC693F"/>
     <w:rPr>
-      <w:rFonts w:asciiTheme="majorHAnsi" w:eastAsiaTheme="majorEastAsia" w:hAnsiTheme="majorHAnsi" w:cstheme="majorBidi"/>
+      <w:rFonts/>
       <w:i/>
       <w:iCs/>
       <w:color w:val="404040" w:themeColor="text1" w:themeTint="BF"/>
@@ -1778,9 +1595,6 @@
     <w:qFormat/>
     <w:rsid w:val="00FC693F"/>
     <w:pPr>
-      <w:pBdr>
-        <w:bottom w:val="single" w:sz="4" w:space="4" w:color="4F81BD" w:themeColor="accent1"/>
-      </w:pBdr>
       <w:spacing w:before="200" w:after="280"/>
       <w:ind w:left="936" w:right="936"/>
     </w:pPr>
@@ -3308,7 +3122,7 @@
         <w:spacing w:before="0" w:after="0" w:line="240" w:lineRule="auto"/>
       </w:pPr>
       <w:rPr>
-        <w:rFonts w:asciiTheme="majorHAnsi" w:eastAsiaTheme="majorEastAsia" w:hAnsiTheme="majorHAnsi" w:cstheme="majorBidi"/>
+        <w:rFonts/>
         <w:b/>
         <w:bCs/>
       </w:rPr>
@@ -3329,7 +3143,7 @@
         <w:spacing w:before="0" w:after="0" w:line="240" w:lineRule="auto"/>
       </w:pPr>
       <w:rPr>
-        <w:rFonts w:asciiTheme="majorHAnsi" w:eastAsiaTheme="majorEastAsia" w:hAnsiTheme="majorHAnsi" w:cstheme="majorBidi"/>
+        <w:rFonts/>
         <w:b/>
         <w:bCs/>
       </w:rPr>
@@ -3347,14 +3161,14 @@
     </w:tblStylePr>
     <w:tblStylePr w:type="firstCol">
       <w:rPr>
-        <w:rFonts w:asciiTheme="majorHAnsi" w:eastAsiaTheme="majorEastAsia" w:hAnsiTheme="majorHAnsi" w:cstheme="majorBidi"/>
+        <w:rFonts/>
         <w:b/>
         <w:bCs/>
       </w:rPr>
     </w:tblStylePr>
     <w:tblStylePr w:type="lastCol">
       <w:rPr>
-        <w:rFonts w:asciiTheme="majorHAnsi" w:eastAsiaTheme="majorEastAsia" w:hAnsiTheme="majorHAnsi" w:cstheme="majorBidi"/>
+        <w:rFonts/>
         <w:b/>
         <w:bCs/>
       </w:rPr>
@@ -3438,7 +3252,7 @@
         <w:spacing w:before="0" w:after="0" w:line="240" w:lineRule="auto"/>
       </w:pPr>
       <w:rPr>
-        <w:rFonts w:asciiTheme="majorHAnsi" w:eastAsiaTheme="majorEastAsia" w:hAnsiTheme="majorHAnsi" w:cstheme="majorBidi"/>
+        <w:rFonts/>
         <w:b/>
         <w:bCs/>
       </w:rPr>
@@ -3459,7 +3273,7 @@
         <w:spacing w:before="0" w:after="0" w:line="240" w:lineRule="auto"/>
       </w:pPr>
       <w:rPr>
-        <w:rFonts w:asciiTheme="majorHAnsi" w:eastAsiaTheme="majorEastAsia" w:hAnsiTheme="majorHAnsi" w:cstheme="majorBidi"/>
+        <w:rFonts/>
         <w:b/>
         <w:bCs/>
       </w:rPr>
@@ -3477,14 +3291,14 @@
     </w:tblStylePr>
     <w:tblStylePr w:type="firstCol">
       <w:rPr>
-        <w:rFonts w:asciiTheme="majorHAnsi" w:eastAsiaTheme="majorEastAsia" w:hAnsiTheme="majorHAnsi" w:cstheme="majorBidi"/>
+        <w:rFonts/>
         <w:b/>
         <w:bCs/>
       </w:rPr>
     </w:tblStylePr>
     <w:tblStylePr w:type="lastCol">
       <w:rPr>
-        <w:rFonts w:asciiTheme="majorHAnsi" w:eastAsiaTheme="majorEastAsia" w:hAnsiTheme="majorHAnsi" w:cstheme="majorBidi"/>
+        <w:rFonts/>
         <w:b/>
         <w:bCs/>
       </w:rPr>
@@ -3568,7 +3382,7 @@
         <w:spacing w:before="0" w:after="0" w:line="240" w:lineRule="auto"/>
       </w:pPr>
       <w:rPr>
-        <w:rFonts w:asciiTheme="majorHAnsi" w:eastAsiaTheme="majorEastAsia" w:hAnsiTheme="majorHAnsi" w:cstheme="majorBidi"/>
+        <w:rFonts/>
         <w:b/>
         <w:bCs/>
       </w:rPr>
@@ -3589,7 +3403,7 @@
         <w:spacing w:before="0" w:after="0" w:line="240" w:lineRule="auto"/>
       </w:pPr>
       <w:rPr>
-        <w:rFonts w:asciiTheme="majorHAnsi" w:eastAsiaTheme="majorEastAsia" w:hAnsiTheme="majorHAnsi" w:cstheme="majorBidi"/>
+        <w:rFonts/>
         <w:b/>
         <w:bCs/>
       </w:rPr>
@@ -3607,14 +3421,14 @@
     </w:tblStylePr>
     <w:tblStylePr w:type="firstCol">
       <w:rPr>
-        <w:rFonts w:asciiTheme="majorHAnsi" w:eastAsiaTheme="majorEastAsia" w:hAnsiTheme="majorHAnsi" w:cstheme="majorBidi"/>
+        <w:rFonts/>
         <w:b/>
         <w:bCs/>
       </w:rPr>
     </w:tblStylePr>
     <w:tblStylePr w:type="lastCol">
       <w:rPr>
-        <w:rFonts w:asciiTheme="majorHAnsi" w:eastAsiaTheme="majorEastAsia" w:hAnsiTheme="majorHAnsi" w:cstheme="majorBidi"/>
+        <w:rFonts/>
         <w:b/>
         <w:bCs/>
       </w:rPr>
@@ -3698,7 +3512,7 @@
         <w:spacing w:before="0" w:after="0" w:line="240" w:lineRule="auto"/>
       </w:pPr>
       <w:rPr>
-        <w:rFonts w:asciiTheme="majorHAnsi" w:eastAsiaTheme="majorEastAsia" w:hAnsiTheme="majorHAnsi" w:cstheme="majorBidi"/>
+        <w:rFonts/>
         <w:b/>
         <w:bCs/>
       </w:rPr>
@@ -3719,7 +3533,7 @@
         <w:spacing w:before="0" w:after="0" w:line="240" w:lineRule="auto"/>
       </w:pPr>
       <w:rPr>
-        <w:rFonts w:asciiTheme="majorHAnsi" w:eastAsiaTheme="majorEastAsia" w:hAnsiTheme="majorHAnsi" w:cstheme="majorBidi"/>
+        <w:rFonts/>
         <w:b/>
         <w:bCs/>
       </w:rPr>
@@ -3737,14 +3551,14 @@
     </w:tblStylePr>
     <w:tblStylePr w:type="firstCol">
       <w:rPr>
-        <w:rFonts w:asciiTheme="majorHAnsi" w:eastAsiaTheme="majorEastAsia" w:hAnsiTheme="majorHAnsi" w:cstheme="majorBidi"/>
+        <w:rFonts/>
         <w:b/>
         <w:bCs/>
       </w:rPr>
     </w:tblStylePr>
     <w:tblStylePr w:type="lastCol">
       <w:rPr>
-        <w:rFonts w:asciiTheme="majorHAnsi" w:eastAsiaTheme="majorEastAsia" w:hAnsiTheme="majorHAnsi" w:cstheme="majorBidi"/>
+        <w:rFonts/>
         <w:b/>
         <w:bCs/>
       </w:rPr>
@@ -3828,7 +3642,7 @@
         <w:spacing w:before="0" w:after="0" w:line="240" w:lineRule="auto"/>
       </w:pPr>
       <w:rPr>
-        <w:rFonts w:asciiTheme="majorHAnsi" w:eastAsiaTheme="majorEastAsia" w:hAnsiTheme="majorHAnsi" w:cstheme="majorBidi"/>
+        <w:rFonts/>
         <w:b/>
         <w:bCs/>
       </w:rPr>
@@ -3849,7 +3663,7 @@
         <w:spacing w:before="0" w:after="0" w:line="240" w:lineRule="auto"/>
       </w:pPr>
       <w:rPr>
-        <w:rFonts w:asciiTheme="majorHAnsi" w:eastAsiaTheme="majorEastAsia" w:hAnsiTheme="majorHAnsi" w:cstheme="majorBidi"/>
+        <w:rFonts/>
         <w:b/>
         <w:bCs/>
       </w:rPr>
@@ -3867,14 +3681,14 @@
     </w:tblStylePr>
     <w:tblStylePr w:type="firstCol">
       <w:rPr>
-        <w:rFonts w:asciiTheme="majorHAnsi" w:eastAsiaTheme="majorEastAsia" w:hAnsiTheme="majorHAnsi" w:cstheme="majorBidi"/>
+        <w:rFonts/>
         <w:b/>
         <w:bCs/>
       </w:rPr>
     </w:tblStylePr>
     <w:tblStylePr w:type="lastCol">
       <w:rPr>
-        <w:rFonts w:asciiTheme="majorHAnsi" w:eastAsiaTheme="majorEastAsia" w:hAnsiTheme="majorHAnsi" w:cstheme="majorBidi"/>
+        <w:rFonts/>
         <w:b/>
         <w:bCs/>
       </w:rPr>
@@ -3958,7 +3772,7 @@
         <w:spacing w:before="0" w:after="0" w:line="240" w:lineRule="auto"/>
       </w:pPr>
       <w:rPr>
-        <w:rFonts w:asciiTheme="majorHAnsi" w:eastAsiaTheme="majorEastAsia" w:hAnsiTheme="majorHAnsi" w:cstheme="majorBidi"/>
+        <w:rFonts/>
         <w:b/>
         <w:bCs/>
       </w:rPr>
@@ -3979,7 +3793,7 @@
         <w:spacing w:before="0" w:after="0" w:line="240" w:lineRule="auto"/>
       </w:pPr>
       <w:rPr>
-        <w:rFonts w:asciiTheme="majorHAnsi" w:eastAsiaTheme="majorEastAsia" w:hAnsiTheme="majorHAnsi" w:cstheme="majorBidi"/>
+        <w:rFonts/>
         <w:b/>
         <w:bCs/>
       </w:rPr>
@@ -3997,14 +3811,14 @@
     </w:tblStylePr>
     <w:tblStylePr w:type="firstCol">
       <w:rPr>
-        <w:rFonts w:asciiTheme="majorHAnsi" w:eastAsiaTheme="majorEastAsia" w:hAnsiTheme="majorHAnsi" w:cstheme="majorBidi"/>
+        <w:rFonts/>
         <w:b/>
         <w:bCs/>
       </w:rPr>
     </w:tblStylePr>
     <w:tblStylePr w:type="lastCol">
       <w:rPr>
-        <w:rFonts w:asciiTheme="majorHAnsi" w:eastAsiaTheme="majorEastAsia" w:hAnsiTheme="majorHAnsi" w:cstheme="majorBidi"/>
+        <w:rFonts/>
         <w:b/>
         <w:bCs/>
       </w:rPr>
@@ -4088,7 +3902,7 @@
         <w:spacing w:before="0" w:after="0" w:line="240" w:lineRule="auto"/>
       </w:pPr>
       <w:rPr>
-        <w:rFonts w:asciiTheme="majorHAnsi" w:eastAsiaTheme="majorEastAsia" w:hAnsiTheme="majorHAnsi" w:cstheme="majorBidi"/>
+        <w:rFonts/>
         <w:b/>
         <w:bCs/>
       </w:rPr>
@@ -4109,7 +3923,7 @@
         <w:spacing w:before="0" w:after="0" w:line="240" w:lineRule="auto"/>
       </w:pPr>
       <w:rPr>
-        <w:rFonts w:asciiTheme="majorHAnsi" w:eastAsiaTheme="majorEastAsia" w:hAnsiTheme="majorHAnsi" w:cstheme="majorBidi"/>
+        <w:rFonts/>
         <w:b/>
         <w:bCs/>
       </w:rPr>
@@ -4127,14 +3941,14 @@
     </w:tblStylePr>
     <w:tblStylePr w:type="firstCol">
       <w:rPr>
-        <w:rFonts w:asciiTheme="majorHAnsi" w:eastAsiaTheme="majorEastAsia" w:hAnsiTheme="majorHAnsi" w:cstheme="majorBidi"/>
+        <w:rFonts/>
         <w:b/>
         <w:bCs/>
       </w:rPr>
     </w:tblStylePr>
     <w:tblStylePr w:type="lastCol">
       <w:rPr>
-        <w:rFonts w:asciiTheme="majorHAnsi" w:eastAsiaTheme="majorEastAsia" w:hAnsiTheme="majorHAnsi" w:cstheme="majorBidi"/>
+        <w:rFonts/>
         <w:b/>
         <w:bCs/>
       </w:rPr>
@@ -5999,7 +5813,7 @@
     </w:tblPr>
     <w:tblStylePr w:type="firstRow">
       <w:rPr>
-        <w:rFonts w:asciiTheme="majorHAnsi" w:eastAsiaTheme="majorEastAsia" w:hAnsiTheme="majorHAnsi" w:cstheme="majorBidi"/>
+        <w:rFonts/>
       </w:rPr>
       <w:tblPr/>
       <w:tcPr>
@@ -6083,7 +5897,7 @@
     </w:tblPr>
     <w:tblStylePr w:type="firstRow">
       <w:rPr>
-        <w:rFonts w:asciiTheme="majorHAnsi" w:eastAsiaTheme="majorEastAsia" w:hAnsiTheme="majorHAnsi" w:cstheme="majorBidi"/>
+        <w:rFonts/>
       </w:rPr>
       <w:tblPr/>
       <w:tcPr>
@@ -6167,7 +5981,7 @@
     </w:tblPr>
     <w:tblStylePr w:type="firstRow">
       <w:rPr>
-        <w:rFonts w:asciiTheme="majorHAnsi" w:eastAsiaTheme="majorEastAsia" w:hAnsiTheme="majorHAnsi" w:cstheme="majorBidi"/>
+        <w:rFonts/>
       </w:rPr>
       <w:tblPr/>
       <w:tcPr>
@@ -6251,7 +6065,7 @@
     </w:tblPr>
     <w:tblStylePr w:type="firstRow">
       <w:rPr>
-        <w:rFonts w:asciiTheme="majorHAnsi" w:eastAsiaTheme="majorEastAsia" w:hAnsiTheme="majorHAnsi" w:cstheme="majorBidi"/>
+        <w:rFonts/>
       </w:rPr>
       <w:tblPr/>
       <w:tcPr>
@@ -6335,7 +6149,7 @@
     </w:tblPr>
     <w:tblStylePr w:type="firstRow">
       <w:rPr>
-        <w:rFonts w:asciiTheme="majorHAnsi" w:eastAsiaTheme="majorEastAsia" w:hAnsiTheme="majorHAnsi" w:cstheme="majorBidi"/>
+        <w:rFonts/>
       </w:rPr>
       <w:tblPr/>
       <w:tcPr>
@@ -6419,7 +6233,7 @@
     </w:tblPr>
     <w:tblStylePr w:type="firstRow">
       <w:rPr>
-        <w:rFonts w:asciiTheme="majorHAnsi" w:eastAsiaTheme="majorEastAsia" w:hAnsiTheme="majorHAnsi" w:cstheme="majorBidi"/>
+        <w:rFonts/>
       </w:rPr>
       <w:tblPr/>
       <w:tcPr>
@@ -6503,7 +6317,7 @@
     </w:tblPr>
     <w:tblStylePr w:type="firstRow">
       <w:rPr>
-        <w:rFonts w:asciiTheme="majorHAnsi" w:eastAsiaTheme="majorEastAsia" w:hAnsiTheme="majorHAnsi" w:cstheme="majorBidi"/>
+        <w:rFonts/>
       </w:rPr>
       <w:tblPr/>
       <w:tcPr>
@@ -6568,7 +6382,7 @@
       <w:spacing w:after="0" w:line="240" w:lineRule="auto"/>
     </w:pPr>
     <w:rPr>
-      <w:rFonts w:asciiTheme="majorHAnsi" w:eastAsiaTheme="majorEastAsia" w:hAnsiTheme="majorHAnsi" w:cstheme="majorBidi"/>
+      <w:rFonts/>
       <w:color w:val="000000" w:themeColor="text1"/>
     </w:rPr>
     <w:tblPr>
@@ -6696,7 +6510,7 @@
       <w:spacing w:after="0" w:line="240" w:lineRule="auto"/>
     </w:pPr>
     <w:rPr>
-      <w:rFonts w:asciiTheme="majorHAnsi" w:eastAsiaTheme="majorEastAsia" w:hAnsiTheme="majorHAnsi" w:cstheme="majorBidi"/>
+      <w:rFonts/>
       <w:color w:val="000000" w:themeColor="text1"/>
     </w:rPr>
     <w:tblPr>
@@ -6824,7 +6638,7 @@
       <w:spacing w:after="0" w:line="240" w:lineRule="auto"/>
     </w:pPr>
     <w:rPr>
-      <w:rFonts w:asciiTheme="majorHAnsi" w:eastAsiaTheme="majorEastAsia" w:hAnsiTheme="majorHAnsi" w:cstheme="majorBidi"/>
+      <w:rFonts/>
       <w:color w:val="000000" w:themeColor="text1"/>
     </w:rPr>
     <w:tblPr>
@@ -6952,7 +6766,7 @@
       <w:spacing w:after="0" w:line="240" w:lineRule="auto"/>
     </w:pPr>
     <w:rPr>
-      <w:rFonts w:asciiTheme="majorHAnsi" w:eastAsiaTheme="majorEastAsia" w:hAnsiTheme="majorHAnsi" w:cstheme="majorBidi"/>
+      <w:rFonts/>
       <w:color w:val="000000" w:themeColor="text1"/>
     </w:rPr>
     <w:tblPr>
@@ -7080,7 +6894,7 @@
       <w:spacing w:after="0" w:line="240" w:lineRule="auto"/>
     </w:pPr>
     <w:rPr>
-      <w:rFonts w:asciiTheme="majorHAnsi" w:eastAsiaTheme="majorEastAsia" w:hAnsiTheme="majorHAnsi" w:cstheme="majorBidi"/>
+      <w:rFonts/>
       <w:color w:val="000000" w:themeColor="text1"/>
     </w:rPr>
     <w:tblPr>
@@ -7208,7 +7022,7 @@
       <w:spacing w:after="0" w:line="240" w:lineRule="auto"/>
     </w:pPr>
     <w:rPr>
-      <w:rFonts w:asciiTheme="majorHAnsi" w:eastAsiaTheme="majorEastAsia" w:hAnsiTheme="majorHAnsi" w:cstheme="majorBidi"/>
+      <w:rFonts/>
       <w:color w:val="000000" w:themeColor="text1"/>
     </w:rPr>
     <w:tblPr>
@@ -7336,7 +7150,7 @@
       <w:spacing w:after="0" w:line="240" w:lineRule="auto"/>
     </w:pPr>
     <w:rPr>
-      <w:rFonts w:asciiTheme="majorHAnsi" w:eastAsiaTheme="majorEastAsia" w:hAnsiTheme="majorHAnsi" w:cstheme="majorBidi"/>
+      <w:rFonts/>
       <w:color w:val="000000" w:themeColor="text1"/>
     </w:rPr>
     <w:tblPr>
@@ -7975,7 +7789,7 @@
       <w:spacing w:after="0" w:line="240" w:lineRule="auto"/>
     </w:pPr>
     <w:rPr>
-      <w:rFonts w:asciiTheme="majorHAnsi" w:eastAsiaTheme="majorEastAsia" w:hAnsiTheme="majorHAnsi" w:cstheme="majorBidi"/>
+      <w:rFonts/>
       <w:color w:val="000000" w:themeColor="text1"/>
     </w:rPr>
     <w:tblPr>
@@ -8100,7 +7914,7 @@
       <w:spacing w:after="0" w:line="240" w:lineRule="auto"/>
     </w:pPr>
     <w:rPr>
-      <w:rFonts w:asciiTheme="majorHAnsi" w:eastAsiaTheme="majorEastAsia" w:hAnsiTheme="majorHAnsi" w:cstheme="majorBidi"/>
+      <w:rFonts/>
       <w:color w:val="000000" w:themeColor="text1"/>
     </w:rPr>
     <w:tblPr>
@@ -8225,7 +8039,7 @@
       <w:spacing w:after="0" w:line="240" w:lineRule="auto"/>
     </w:pPr>
     <w:rPr>
-      <w:rFonts w:asciiTheme="majorHAnsi" w:eastAsiaTheme="majorEastAsia" w:hAnsiTheme="majorHAnsi" w:cstheme="majorBidi"/>
+      <w:rFonts/>
       <w:color w:val="000000" w:themeColor="text1"/>
     </w:rPr>
     <w:tblPr>
@@ -8350,7 +8164,7 @@
       <w:spacing w:after="0" w:line="240" w:lineRule="auto"/>
     </w:pPr>
     <w:rPr>
-      <w:rFonts w:asciiTheme="majorHAnsi" w:eastAsiaTheme="majorEastAsia" w:hAnsiTheme="majorHAnsi" w:cstheme="majorBidi"/>
+      <w:rFonts/>
       <w:color w:val="000000" w:themeColor="text1"/>
     </w:rPr>
     <w:tblPr>
@@ -8475,7 +8289,7 @@
       <w:spacing w:after="0" w:line="240" w:lineRule="auto"/>
     </w:pPr>
     <w:rPr>
-      <w:rFonts w:asciiTheme="majorHAnsi" w:eastAsiaTheme="majorEastAsia" w:hAnsiTheme="majorHAnsi" w:cstheme="majorBidi"/>
+      <w:rFonts/>
       <w:color w:val="000000" w:themeColor="text1"/>
     </w:rPr>
     <w:tblPr>
@@ -8600,7 +8414,7 @@
       <w:spacing w:after="0" w:line="240" w:lineRule="auto"/>
     </w:pPr>
     <w:rPr>
-      <w:rFonts w:asciiTheme="majorHAnsi" w:eastAsiaTheme="majorEastAsia" w:hAnsiTheme="majorHAnsi" w:cstheme="majorBidi"/>
+      <w:rFonts/>
       <w:color w:val="000000" w:themeColor="text1"/>
     </w:rPr>
     <w:tblPr>
@@ -8725,7 +8539,7 @@
       <w:spacing w:after="0" w:line="240" w:lineRule="auto"/>
     </w:pPr>
     <w:rPr>
-      <w:rFonts w:asciiTheme="majorHAnsi" w:eastAsiaTheme="majorEastAsia" w:hAnsiTheme="majorHAnsi" w:cstheme="majorBidi"/>
+      <w:rFonts/>
       <w:color w:val="000000" w:themeColor="text1"/>
     </w:rPr>
     <w:tblPr>

--- a/az/discovery-articles/7.3 Batareya texnologiyası.docx
+++ b/az/discovery-articles/7.3 Batareya texnologiyası.docx
@@ -120,7 +120,7 @@
         <w:widowControl/>
       </w:pPr>
       <w:r>
-        <w:t>Kim kəşf edib və ya yaradıb</w:t>
+        <w:t xml:space="preserve">Kim yaradıb</w:t>
       </w:r>
     </w:p>
     <w:p>
@@ -217,7 +217,7 @@
         <w:rPr>
           <w:sz w:val="20"/>
         </w:rPr>
-        <w:t>C Qurumların materialları və ensiklopedik mənbələr</w:t>
+        <w:t>Qurumların materialları və ensiklopedik mənbələr</w:t>
       </w:r>
     </w:p>
     <w:p>
@@ -277,7 +277,7 @@
         <w:rPr>
           <w:sz w:val="20"/>
         </w:rPr>
-        <w:t>D Muzey arxiv və kitabxana materialları</w:t>
+        <w:t>Muzey arxiv və kitabxana materialları</w:t>
       </w:r>
     </w:p>
     <w:p>
@@ -313,7 +313,7 @@
         <w:rPr>
           <w:sz w:val="20"/>
         </w:rPr>
-        <w:t>G Kosmik agentliklər laboratoriyalar və elmi təşkilatlar</w:t>
+        <w:t>Kosmik agentliklər laboratoriyalar və elmi təşkilatlar</w:t>
       </w:r>
     </w:p>
     <w:p>
